--- a/flow/20230914_vu_template/drafts/2023-11-g/04-СБ-прп.Йоаникія Великого.docx
+++ b/flow/20230914_vu_template/drafts/2023-11-g/04-СБ-прп.Йоаникія Великого.docx
@@ -5767,95 +5767,6 @@
       </w:r>
     </w:p>
     <w:p>
-      <w:pPr>
-        <w:spacing w:after="120" w:lineRule="auto"/>
-        <w:jc w:val="both"/>
-        <w:rPr>
-          <w:rFonts w:ascii="Times New Roman" w:cs="Times New Roman" w:eastAsia="Times New Roman" w:hAnsi="Times New Roman"/>
-          <w:sz w:val="24"/>
-          <w:szCs w:val="24"/>
-        </w:rPr>
-      </w:pPr>
-      <w:r>
-        <w:rPr>
-          <w:rtl w:val="0"/>
-        </w:rPr>
-      </w:r>
-    </w:p>
-    <w:p>
-      <w:pPr>
-        <w:spacing w:after="120" w:lineRule="auto"/>
-        <w:jc w:val="both"/>
-        <w:rPr>
-          <w:rFonts w:ascii="Times New Roman" w:cs="Times New Roman" w:eastAsia="Times New Roman" w:hAnsi="Times New Roman"/>
-          <w:sz w:val="24"/>
-          <w:szCs w:val="24"/>
-        </w:rPr>
-      </w:pPr>
-      <w:r>
-        <w:rPr>
-          <w:rFonts w:ascii="Times New Roman" w:cs="Times New Roman" w:eastAsia="Times New Roman" w:hAnsi="Times New Roman"/>
-          <w:i w:val="1"/>
-          <w:color w:val="ff0000"/>
-          <w:sz w:val="24"/>
-          <w:szCs w:val="24"/>
-          <w:rtl w:val="0"/>
-        </w:rPr>
-        <w:t xml:space="preserve">тропар</w:t>
-      </w:r>
-      <w:r>
-        <w:rPr>
-          <w:rtl w:val="0"/>
-        </w:rPr>
-      </w:r>
-    </w:p>
-    <w:p>
-      <w:pPr>
-        <w:spacing w:after="120" w:lineRule="auto"/>
-        <w:jc w:val="both"/>
-        <w:rPr>
-          <w:rFonts w:ascii="Times New Roman" w:cs="Times New Roman" w:eastAsia="Times New Roman" w:hAnsi="Times New Roman"/>
-          <w:sz w:val="24"/>
-          <w:szCs w:val="24"/>
-        </w:rPr>
-      </w:pPr>
-      <w:r>
-        <w:rPr>
-          <w:rFonts w:ascii="Times New Roman" w:cs="Times New Roman" w:eastAsia="Times New Roman" w:hAnsi="Times New Roman"/>
-          <w:b w:val="1"/>
-          <w:sz w:val="24"/>
-          <w:szCs w:val="24"/>
-          <w:rtl w:val="0"/>
-        </w:rPr>
-        <w:t xml:space="preserve">Слава: і нині:</w:t>
-      </w:r>
-      <w:r>
-        <w:rPr>
-          <w:rFonts w:ascii="Times New Roman" w:cs="Times New Roman" w:eastAsia="Times New Roman" w:hAnsi="Times New Roman"/>
-          <w:sz w:val="24"/>
-          <w:szCs w:val="24"/>
-          <w:rtl w:val="0"/>
-        </w:rPr>
-        <w:t xml:space="preserve"> </w:t>
-      </w:r>
-    </w:p>
-    <w:p>
-      <w:pPr>
-        <w:spacing w:after="120" w:lineRule="auto"/>
-        <w:jc w:val="both"/>
-        <w:rPr>
-          <w:rFonts w:ascii="Times New Roman" w:cs="Times New Roman" w:eastAsia="Times New Roman" w:hAnsi="Times New Roman"/>
-          <w:sz w:val="24"/>
-          <w:szCs w:val="24"/>
-        </w:rPr>
-      </w:pPr>
-      <w:r>
-        <w:rPr>
-          <w:rtl w:val="0"/>
-        </w:rPr>
-      </w:r>
-    </w:p>
-    <w:p>
       <w:pPr/>
       <w:r>
         <w:rPr>
@@ -5905,6 +5816,14 @@
       <w:r>
         <w:rPr>
           <w:rFonts w:ascii="Times New Roman" w:hAnsi="Times New Roman"/>
+          <w:b/>
+          <w:sz w:val="24"/>
+        </w:rPr>
+        <w:t xml:space="preserve">Слава: </w:t>
+      </w:r>
+      <w:r>
+        <w:rPr>
+          <w:rFonts w:ascii="Times New Roman" w:hAnsi="Times New Roman"/>
           <w:i/>
           <w:color w:val="FF0000"/>
           <w:sz w:val="24"/>
@@ -5932,7 +5851,9 @@
       <w:pPr/>
       <w:r>
         <w:rPr>
+          <w:rFonts w:ascii="Times New Roman" w:hAnsi="Times New Roman"/>
           <w:b/>
+          <w:sz w:val="24"/>
         </w:rPr>
         <w:t xml:space="preserve">І нині: </w:t>
       </w:r>
@@ -5940,6 +5861,9 @@
         <w:rPr/>
         <w:t>богородичний</w:t>
       </w:r>
+    </w:p>
+    <w:p>
+      <w:pPr/>
     </w:p>
     <w:p>
       <w:pPr>
@@ -11260,138 +11184,6 @@
       </w:r>
     </w:p>
     <w:p>
-      <w:pPr>
-        <w:spacing w:after="120" w:lineRule="auto"/>
-        <w:jc w:val="both"/>
-        <w:rPr>
-          <w:rFonts w:ascii="Times New Roman" w:cs="Times New Roman" w:eastAsia="Times New Roman" w:hAnsi="Times New Roman"/>
-          <w:b w:val="1"/>
-          <w:sz w:val="24"/>
-          <w:szCs w:val="24"/>
-        </w:rPr>
-      </w:pPr>
-      <w:r>
-        <w:rPr>
-          <w:rtl w:val="0"/>
-        </w:rPr>
-      </w:r>
-    </w:p>
-    <w:p>
-      <w:pPr>
-        <w:spacing w:after="120" w:lineRule="auto"/>
-        <w:jc w:val="both"/>
-        <w:rPr>
-          <w:rFonts w:ascii="Times New Roman" w:cs="Times New Roman" w:eastAsia="Times New Roman" w:hAnsi="Times New Roman"/>
-          <w:i w:val="1"/>
-          <w:sz w:val="24"/>
-          <w:szCs w:val="24"/>
-        </w:rPr>
-      </w:pPr>
-      <w:r>
-        <w:rPr>
-          <w:rFonts w:ascii="Times New Roman" w:cs="Times New Roman" w:eastAsia="Times New Roman" w:hAnsi="Times New Roman"/>
-          <w:b w:val="1"/>
-          <w:sz w:val="24"/>
-          <w:szCs w:val="24"/>
-          <w:rtl w:val="0"/>
-        </w:rPr>
-        <w:t xml:space="preserve">Слава: </w:t>
-      </w:r>
-      <w:r>
-        <w:rPr>
-          <w:rtl w:val="0"/>
-        </w:rPr>
-      </w:r>
-    </w:p>
-    <w:p>
-      <w:pPr>
-        <w:spacing w:after="120" w:lineRule="auto"/>
-        <w:jc w:val="both"/>
-        <w:rPr>
-          <w:rFonts w:ascii="Times New Roman" w:cs="Times New Roman" w:eastAsia="Times New Roman" w:hAnsi="Times New Roman"/>
-          <w:sz w:val="24"/>
-          <w:szCs w:val="24"/>
-        </w:rPr>
-      </w:pPr>
-      <w:r>
-        <w:rPr>
-          <w:rFonts w:ascii="Times New Roman" w:cs="Times New Roman" w:eastAsia="Times New Roman" w:hAnsi="Times New Roman"/>
-          <w:b w:val="1"/>
-          <w:sz w:val="24"/>
-          <w:szCs w:val="24"/>
-          <w:rtl w:val="0"/>
-        </w:rPr>
-        <w:t xml:space="preserve">І нині:</w:t>
-      </w:r>
-      <w:r>
-        <w:rPr>
-          <w:rFonts w:ascii="Times New Roman" w:cs="Times New Roman" w:eastAsia="Times New Roman" w:hAnsi="Times New Roman"/>
-          <w:sz w:val="24"/>
-          <w:szCs w:val="24"/>
-          <w:rtl w:val="0"/>
-        </w:rPr>
-        <w:t xml:space="preserve"> </w:t>
-      </w:r>
-    </w:p>
-    <w:p>
-      <w:pPr>
-        <w:spacing w:after="120" w:lineRule="auto"/>
-        <w:jc w:val="both"/>
-        <w:rPr>
-          <w:rFonts w:ascii="Times New Roman" w:cs="Times New Roman" w:eastAsia="Times New Roman" w:hAnsi="Times New Roman"/>
-          <w:sz w:val="24"/>
-          <w:szCs w:val="24"/>
-        </w:rPr>
-      </w:pPr>
-      <w:r>
-        <w:rPr>
-          <w:rtl w:val="0"/>
-        </w:rPr>
-      </w:r>
-    </w:p>
-    <w:p>
-      <w:pPr>
-        <w:spacing w:after="120" w:lineRule="auto"/>
-        <w:jc w:val="both"/>
-        <w:rPr>
-          <w:rFonts w:ascii="Times New Roman" w:cs="Times New Roman" w:eastAsia="Times New Roman" w:hAnsi="Times New Roman"/>
-          <w:i w:val="1"/>
-          <w:color w:val="ff0000"/>
-          <w:sz w:val="24"/>
-          <w:szCs w:val="24"/>
-        </w:rPr>
-      </w:pPr>
-      <w:r>
-        <w:rPr>
-          <w:rFonts w:ascii="Times New Roman" w:cs="Times New Roman" w:eastAsia="Times New Roman" w:hAnsi="Times New Roman"/>
-          <w:i w:val="1"/>
-          <w:color w:val="ff0000"/>
-          <w:sz w:val="24"/>
-          <w:szCs w:val="24"/>
-          <w:rtl w:val="0"/>
-        </w:rPr>
-        <w:t xml:space="preserve">По тропарях читає читець чергову катизму, після якої диякон перед св. дверми виголошує:</w:t>
-      </w:r>
-    </w:p>
-    <w:p>
-      <w:pPr>
-        <w:spacing w:after="120" w:lineRule="auto"/>
-        <w:jc w:val="both"/>
-        <w:rPr>
-          <w:rFonts w:ascii="Times New Roman" w:cs="Times New Roman" w:eastAsia="Times New Roman" w:hAnsi="Times New Roman"/>
-          <w:i w:val="1"/>
-          <w:color w:val="000000"/>
-          <w:sz w:val="24"/>
-          <w:szCs w:val="24"/>
-        </w:rPr>
-      </w:pPr>
-      <w:r>
-        <w:rPr>
-          <w:rtl w:val="0"/>
-        </w:rPr>
-      </w:r>
-    </w:p>
-    <w:p>
       <w:pPr/>
       <w:r>
         <w:rPr>
@@ -11441,6 +11233,14 @@
       <w:r>
         <w:rPr>
           <w:rFonts w:ascii="Times New Roman" w:hAnsi="Times New Roman"/>
+          <w:b/>
+          <w:sz w:val="24"/>
+        </w:rPr>
+        <w:t xml:space="preserve">Слава: </w:t>
+      </w:r>
+      <w:r>
+        <w:rPr>
+          <w:rFonts w:ascii="Times New Roman" w:hAnsi="Times New Roman"/>
           <w:i/>
           <w:color w:val="FF0000"/>
           <w:sz w:val="24"/>
@@ -11468,7 +11268,9 @@
       <w:pPr/>
       <w:r>
         <w:rPr>
+          <w:rFonts w:ascii="Times New Roman" w:hAnsi="Times New Roman"/>
           <w:b/>
+          <w:sz w:val="24"/>
         </w:rPr>
         <w:t xml:space="preserve">І нині: </w:t>
       </w:r>
@@ -11476,6 +11278,9 @@
         <w:rPr/>
         <w:t>богородичний</w:t>
       </w:r>
+    </w:p>
+    <w:p>
+      <w:pPr/>
     </w:p>
     <w:p>
       <w:pPr>
@@ -17507,38 +17312,6 @@
       </w:r>
     </w:p>
     <w:p>
-      <w:pPr>
-        <w:spacing w:after="120" w:lineRule="auto"/>
-        <w:jc w:val="both"/>
-        <w:rPr>
-          <w:rFonts w:ascii="Times New Roman" w:cs="Times New Roman" w:eastAsia="Times New Roman" w:hAnsi="Times New Roman"/>
-          <w:sz w:val="24"/>
-          <w:szCs w:val="24"/>
-        </w:rPr>
-      </w:pPr>
-      <w:r>
-        <w:rPr>
-          <w:rtl w:val="0"/>
-        </w:rPr>
-      </w:r>
-    </w:p>
-    <w:p>
-      <w:pPr>
-        <w:spacing w:after="120" w:lineRule="auto"/>
-        <w:jc w:val="both"/>
-        <w:rPr>
-          <w:rFonts w:ascii="Times New Roman" w:cs="Times New Roman" w:eastAsia="Times New Roman" w:hAnsi="Times New Roman"/>
-          <w:sz w:val="24"/>
-          <w:szCs w:val="24"/>
-        </w:rPr>
-      </w:pPr>
-      <w:r>
-        <w:rPr>
-          <w:rtl w:val="0"/>
-        </w:rPr>
-      </w:r>
-    </w:p>
-    <w:p>
       <w:pPr/>
       <w:r>
         <w:rPr>
@@ -17588,6 +17361,14 @@
       <w:r>
         <w:rPr>
           <w:rFonts w:ascii="Times New Roman" w:hAnsi="Times New Roman"/>
+          <w:b/>
+          <w:sz w:val="24"/>
+        </w:rPr>
+        <w:t xml:space="preserve">Слава: </w:t>
+      </w:r>
+      <w:r>
+        <w:rPr>
+          <w:rFonts w:ascii="Times New Roman" w:hAnsi="Times New Roman"/>
           <w:i/>
           <w:color w:val="FF0000"/>
           <w:sz w:val="24"/>
@@ -17615,7 +17396,9 @@
       <w:pPr/>
       <w:r>
         <w:rPr>
+          <w:rFonts w:ascii="Times New Roman" w:hAnsi="Times New Roman"/>
           <w:b/>
+          <w:sz w:val="24"/>
         </w:rPr>
         <w:t xml:space="preserve">І нині: </w:t>
       </w:r>
@@ -17623,6 +17406,9 @@
         <w:rPr/>
         <w:t>богородичний</w:t>
       </w:r>
+    </w:p>
+    <w:p>
+      <w:pPr/>
     </w:p>
     <w:p>
       <w:pPr>

--- a/flow/20230914_vu_template/drafts/2023-11-g/04-СБ-прп.Йоаникія Великого.docx
+++ b/flow/20230914_vu_template/drafts/2023-11-g/04-СБ-прп.Йоаникія Великого.docx
@@ -5767,7 +5767,9 @@
       </w:r>
     </w:p>
     <w:p>
-      <w:pPr/>
+      <w:pPr>
+        <w:pStyle w:val="a"/>
+      </w:pPr>
       <w:r>
         <w:rPr>
           <w:rFonts w:ascii="Times New Roman" w:hAnsi="Times New Roman"/>
@@ -5812,7 +5814,9 @@
       </w:r>
     </w:p>
     <w:p>
-      <w:pPr/>
+      <w:pPr>
+        <w:pStyle w:val="a"/>
+      </w:pPr>
       <w:r>
         <w:rPr>
           <w:rFonts w:ascii="Times New Roman" w:hAnsi="Times New Roman"/>
@@ -5848,7 +5852,9 @@
       </w:r>
     </w:p>
     <w:p>
-      <w:pPr/>
+      <w:pPr>
+        <w:pStyle w:val="a"/>
+      </w:pPr>
       <w:r>
         <w:rPr>
           <w:rFonts w:ascii="Times New Roman" w:hAnsi="Times New Roman"/>
@@ -5858,12 +5864,68 @@
         <w:t xml:space="preserve">І нині: </w:t>
       </w:r>
       <w:r>
-        <w:rPr/>
-        <w:t>богородичний</w:t>
-      </w:r>
-    </w:p>
-    <w:p>
-      <w:pPr/>
+        <w:rPr>
+          <w:rFonts w:ascii="Times New Roman" w:hAnsi="Times New Roman"/>
+          <w:i/>
+          <w:color w:val="FF0000"/>
+          <w:sz w:val="24"/>
+        </w:rPr>
+        <w:t xml:space="preserve">Богородичний (г. 4): </w:t>
+      </w:r>
+      <w:r>
+        <w:rPr>
+          <w:rFonts w:ascii="Times New Roman" w:hAnsi="Times New Roman"/>
+          <w:sz w:val="24"/>
+        </w:rPr>
+        <w:t xml:space="preserve">Таємниця споконвіку закрита й ангелам незнана:* через тебе, Богородице, Бог землянам появився,* прийнявши в </w:t>
+      </w:r>
+      <w:r>
+        <w:rPr>
+          <w:rFonts w:ascii="Times New Roman" w:hAnsi="Times New Roman"/>
+          <w:sz w:val="24"/>
+        </w:rPr>
+        <w:t>незлитній</w:t>
+      </w:r>
+      <w:r>
+        <w:rPr>
+          <w:rFonts w:ascii="Times New Roman" w:hAnsi="Times New Roman"/>
+          <w:sz w:val="24"/>
+        </w:rPr>
+        <w:t xml:space="preserve"> сполуці тіло* і витерпівши задля нас добровільно хрест;* ним він воскресив </w:t>
+      </w:r>
+      <w:r>
+        <w:rPr>
+          <w:rFonts w:ascii="Times New Roman" w:hAnsi="Times New Roman"/>
+          <w:sz w:val="24"/>
+        </w:rPr>
+        <w:t>первоствореного</w:t>
+      </w:r>
+      <w:r>
+        <w:rPr>
+          <w:rFonts w:ascii="Times New Roman" w:hAnsi="Times New Roman"/>
+          <w:sz w:val="24"/>
+        </w:rPr>
+        <w:t xml:space="preserve">* і спас від </w:t>
+      </w:r>
+      <w:r>
+        <w:rPr>
+          <w:rFonts w:ascii="Times New Roman" w:hAnsi="Times New Roman"/>
+          <w:sz w:val="24"/>
+        </w:rPr>
+        <w:t>смерти</w:t>
+      </w:r>
+      <w:r>
+        <w:rPr>
+          <w:rFonts w:ascii="Times New Roman" w:hAnsi="Times New Roman"/>
+          <w:sz w:val="24"/>
+        </w:rPr>
+        <w:t xml:space="preserve"> душі наші.</w:t>
+      </w:r>
+    </w:p>
+    <w:p>
+      <w:pPr>
+        <w:pStyle w:val="a"/>
+      </w:pPr>
     </w:p>
     <w:p>
       <w:pPr>
@@ -11184,7 +11246,9 @@
       </w:r>
     </w:p>
     <w:p>
-      <w:pPr/>
+      <w:pPr>
+        <w:pStyle w:val="a"/>
+      </w:pPr>
       <w:r>
         <w:rPr>
           <w:rFonts w:ascii="Times New Roman" w:hAnsi="Times New Roman"/>
@@ -11229,7 +11293,9 @@
       </w:r>
     </w:p>
     <w:p>
-      <w:pPr/>
+      <w:pPr>
+        <w:pStyle w:val="a"/>
+      </w:pPr>
       <w:r>
         <w:rPr>
           <w:rFonts w:ascii="Times New Roman" w:hAnsi="Times New Roman"/>
@@ -11265,7 +11331,9 @@
       </w:r>
     </w:p>
     <w:p>
-      <w:pPr/>
+      <w:pPr>
+        <w:pStyle w:val="a"/>
+      </w:pPr>
       <w:r>
         <w:rPr>
           <w:rFonts w:ascii="Times New Roman" w:hAnsi="Times New Roman"/>
@@ -11275,12 +11343,40 @@
         <w:t xml:space="preserve">І нині: </w:t>
       </w:r>
       <w:r>
-        <w:rPr/>
-        <w:t>богородичний</w:t>
-      </w:r>
-    </w:p>
-    <w:p>
-      <w:pPr/>
+        <w:rPr>
+          <w:rFonts w:ascii="Times New Roman" w:hAnsi="Times New Roman"/>
+          <w:i/>
+          <w:color w:val="FF0000"/>
+          <w:sz w:val="24"/>
+        </w:rPr>
+        <w:t xml:space="preserve">Богородичний (г. 4): </w:t>
+      </w:r>
+      <w:r>
+        <w:rPr>
+          <w:rFonts w:ascii="Times New Roman" w:hAnsi="Times New Roman"/>
+          <w:sz w:val="24"/>
+        </w:rPr>
+        <w:t xml:space="preserve">Тебе величаємо, Богородице, промовляючи:* Ти ота гора, від якої несказанно відколовся камінь* і зруйнував </w:t>
+      </w:r>
+      <w:r>
+        <w:rPr>
+          <w:rFonts w:ascii="Times New Roman" w:hAnsi="Times New Roman"/>
+          <w:sz w:val="24"/>
+        </w:rPr>
+        <w:t>адські</w:t>
+      </w:r>
+      <w:r>
+        <w:rPr>
+          <w:rFonts w:ascii="Times New Roman" w:hAnsi="Times New Roman"/>
+          <w:sz w:val="24"/>
+        </w:rPr>
+        <w:t xml:space="preserve"> брами.</w:t>
+      </w:r>
+    </w:p>
+    <w:p>
+      <w:pPr>
+        <w:pStyle w:val="a"/>
+      </w:pPr>
     </w:p>
     <w:p>
       <w:pPr>
@@ -17312,7 +17408,9 @@
       </w:r>
     </w:p>
     <w:p>
-      <w:pPr/>
+      <w:pPr>
+        <w:pStyle w:val="a"/>
+      </w:pPr>
       <w:r>
         <w:rPr>
           <w:rFonts w:ascii="Times New Roman" w:hAnsi="Times New Roman"/>
@@ -17357,7 +17455,9 @@
       </w:r>
     </w:p>
     <w:p>
-      <w:pPr/>
+      <w:pPr>
+        <w:pStyle w:val="a"/>
+      </w:pPr>
       <w:r>
         <w:rPr>
           <w:rFonts w:ascii="Times New Roman" w:hAnsi="Times New Roman"/>
@@ -17393,7 +17493,9 @@
       </w:r>
     </w:p>
     <w:p>
-      <w:pPr/>
+      <w:pPr>
+        <w:pStyle w:val="a"/>
+      </w:pPr>
       <w:r>
         <w:rPr>
           <w:rFonts w:ascii="Times New Roman" w:hAnsi="Times New Roman"/>
@@ -17403,12 +17505,40 @@
         <w:t xml:space="preserve">І нині: </w:t>
       </w:r>
       <w:r>
-        <w:rPr/>
-        <w:t>богородичний</w:t>
-      </w:r>
-    </w:p>
-    <w:p>
-      <w:pPr/>
+        <w:rPr>
+          <w:rFonts w:ascii="Times New Roman" w:hAnsi="Times New Roman"/>
+          <w:i/>
+          <w:color w:val="FF0000"/>
+          <w:sz w:val="24"/>
+        </w:rPr>
+        <w:t xml:space="preserve">Богородичний (г. 4): </w:t>
+      </w:r>
+      <w:r>
+        <w:rPr>
+          <w:rFonts w:ascii="Times New Roman" w:hAnsi="Times New Roman"/>
+          <w:sz w:val="24"/>
+        </w:rPr>
+        <w:t xml:space="preserve">Тебе величаємо, Богородице, промовляючи:* Ти ота гора, від якої несказанно відколовся камінь* і зруйнував </w:t>
+      </w:r>
+      <w:r>
+        <w:rPr>
+          <w:rFonts w:ascii="Times New Roman" w:hAnsi="Times New Roman"/>
+          <w:sz w:val="24"/>
+        </w:rPr>
+        <w:t>адські</w:t>
+      </w:r>
+      <w:r>
+        <w:rPr>
+          <w:rFonts w:ascii="Times New Roman" w:hAnsi="Times New Roman"/>
+          <w:sz w:val="24"/>
+        </w:rPr>
+        <w:t xml:space="preserve"> брами.</w:t>
+      </w:r>
+    </w:p>
+    <w:p>
+      <w:pPr>
+        <w:pStyle w:val="a"/>
+      </w:pPr>
     </w:p>
     <w:p>
       <w:pPr>
